--- a/Reportes/Contrato de Fianza 303.docx
+++ b/Reportes/Contrato de Fianza 303.docx
@@ -1980,6 +1980,18 @@
           <w:sz w:val="16"/>
           <w:szCs w:val="16"/>
         </w:rPr>
+        <w:br w:type="page"/>
+      </w:r>
+      <w:r>
+        <w:rPr>
+          <w:rFonts w:ascii="Arial" w:hAnsi="Arial"/>
+          <w:b/>
+          <w:color w:val="000000"/>
+          <w:kern w:val="2"/>
+          <w:sz w:val="16"/>
+          <w:szCs w:val="16"/>
+        </w:rPr>
+        <w:lastRenderedPageBreak/>
         <w:t xml:space="preserve">RECLAMACIONES DE VICIOS Y DEFECTOS: </w:t>
       </w:r>
       <w:r>
@@ -2043,19 +2055,7 @@
           <w:sz w:val="16"/>
           <w:szCs w:val="16"/>
         </w:rPr>
-        <w:t xml:space="preserve">EL </w:t>
-      </w:r>
-      <w:r>
-        <w:rPr>
-          <w:rFonts w:ascii="Arial" w:hAnsi="Arial"/>
-          <w:b/>
-          <w:color w:val="000000"/>
-          <w:kern w:val="2"/>
-          <w:sz w:val="16"/>
-          <w:szCs w:val="16"/>
-        </w:rPr>
-        <w:lastRenderedPageBreak/>
-        <w:t>CONTRATISTA</w:t>
+        <w:t>EL CONTRATISTA</w:t>
       </w:r>
       <w:r>
         <w:rPr>
